--- a/Cuộc Đời và sự nghiệp/2.5 Giai đoạn 1954–1969.docx
+++ b/Cuộc Đời và sự nghiệp/2.5 Giai đoạn 1954–1969.docx
@@ -1,111 +1,74 @@
 
-<file path=word/document.xml><?xml version="1.0" encoding="utf-8"?>
+<file path=docProps\app.xml><?xml version="1.0" encoding="utf-8"?>
+<Properties xmlns="http://schemas.openxmlformats.org/officeDocument/2006/extended-properties" xmlns:vt="http://schemas.openxmlformats.org/officeDocument/2006/docPropsVTypes">
+  <Template>Normal.dotm</Template>
+  <Pages>1</Pages>
+  <Words>0</Words>
+  <Characters>0</Characters>
+  <Lines>0</Lines>
+  <Paragraphs>0</Paragraphs>
+  <TotalTime>0</TotalTime>
+  <ScaleCrop>false</ScaleCrop>
+  <LinksUpToDate>false</LinksUpToDate>
+  <CharactersWithSpaces>0</CharactersWithSpaces>
+  <Application>WPS Office_12.2.0.23206_F1E327BC-269C-435d-A152-05C5408002CA</Application>
+  <DocSecurity>0</DocSecurity>
+</Properties>
+</file>
+
+<file path=docProps\core.xml><?xml version="1.0" encoding="utf-8"?>
+<cp:coreProperties xmlns:cp="http://schemas.openxmlformats.org/package/2006/metadata/core-properties" xmlns:dc="http://purl.org/dc/elements/1.1/" xmlns:dcterms="http://purl.org/dc/terms/" xmlns:dcmitype="http://purl.org/dc/dcmitype/" xmlns:xsi="http://www.w3.org/2001/XMLSchema-instance">
+  <dcterms:created xsi:type="dcterms:W3CDTF">2026-07-28T17:00:00Z</dcterms:created>
+  <dc:creator>Quynh Diem</dc:creator>
+  <cp:lastModifiedBy>Quynh Diem</cp:lastModifiedBy>
+  <dcterms:modified xsi:type="dcterms:W3CDTF">2026-07-28T17:02:18Z</dcterms:modified>
+  <cp:revision>1</cp:revision>
+</cp:coreProperties>
+</file>
+
+<file path=docProps\custom.xml><?xml version="1.0" encoding="utf-8"?>
+<Properties xmlns="http://schemas.openxmlformats.org/officeDocument/2006/custom-properties" xmlns:vt="http://schemas.openxmlformats.org/officeDocument/2006/docPropsVTypes">
+  <property fmtid="{D5CDD505-2E9C-101B-9397-08002B2CF9AE}" pid="2" name="KSOProductBuildVer">
+    <vt:lpwstr>2057-12.2.0.23206</vt:lpwstr>
+  </property>
+  <property fmtid="{D5CDD505-2E9C-101B-9397-08002B2CF9AE}" pid="3" name="ICV">
+    <vt:lpwstr>8B13D477C9BB45DEA42956BEC5CAD731_11</vt:lpwstr>
+  </property>
+</Properties>
+</file>
+
+<file path=word\document.xml><?xml version="1.0" encoding="utf-8"?>
 <w:document xmlns:wpc="http://schemas.microsoft.com/office/word/2010/wordprocessingCanvas" xmlns:mc="http://schemas.openxmlformats.org/markup-compatibility/2006" xmlns:o="urn:schemas-microsoft-com:office:office" xmlns:r="http://schemas.openxmlformats.org/officeDocument/2006/relationships" xmlns:m="http://schemas.openxmlformats.org/officeDocument/2006/math" xmlns:v="urn:schemas-microsoft-com:vml" xmlns:wp14="http://schemas.microsoft.com/office/word/2010/wordprocessingDrawing" xmlns:wp="http://schemas.openxmlformats.org/drawingml/2006/wordprocessingDrawing" xmlns:w="http://schemas.openxmlformats.org/wordprocessingml/2006/main" xmlns:w14="http://schemas.microsoft.com/office/word/2010/wordml" xmlns:w10="urn:schemas-microsoft-com:office:word" xmlns:w15="http://schemas.microsoft.com/office/word/2012/wordml" xmlns:wpg="http://schemas.microsoft.com/office/word/2010/wordprocessingGroup" xmlns:wpi="http://schemas.microsoft.com/office/word/2010/wordprocessingInk" xmlns:wne="http://schemas.microsoft.com/office/word/2006/wordml" xmlns:wps="http://schemas.microsoft.com/office/word/2010/wordprocessingShape" xmlns:wpsCustomData="http://www.wps.cn/officeDocument/2013/wpsCustomData" mc:Ignorable="w14 w15 wp14">
   <w:body>
     <w:p>
-      <w:pPr>
-        <w:rPr>
-          <w:rFonts w:hint="default" w:ascii="Times New Roman" w:hAnsi="Times New Roman"/>
-          <w:sz w:val="28"/>
-          <w:szCs w:val="28"/>
-        </w:rPr>
-      </w:pPr>
-      <w:bookmarkStart w:id="0" w:name="_GoBack"/>
       <w:r>
-        <w:rPr>
-          <w:rFonts w:hint="default" w:ascii="Times New Roman" w:hAnsi="Times New Roman"/>
-          <w:sz w:val="28"/>
-          <w:szCs w:val="28"/>
-        </w:rPr>
-        <w:t>2.5. Giai đoạn 1954–1969:</w:t>
-      </w:r>
-      <w:bookmarkEnd w:id="0"/>
-      <w:r>
-        <w:rPr>
-          <w:rFonts w:hint="default" w:ascii="Times New Roman" w:hAnsi="Times New Roman"/>
-          <w:sz w:val="28"/>
-          <w:szCs w:val="28"/>
-        </w:rPr>
-        <w:t xml:space="preserve"> Xây dựng miền Bắc, đấu tranh thống nhất đất nước</w:t>
+        <w:t>2. Cuộc đời và sự nghiệp của Chủ tịch Hồ Chí Minh</w:t>
       </w:r>
     </w:p>
     <w:p>
-      <w:pPr>
-        <w:rPr>
-          <w:rFonts w:hint="default" w:ascii="Times New Roman" w:hAnsi="Times New Roman"/>
-          <w:sz w:val="28"/>
-          <w:szCs w:val="28"/>
-        </w:rPr>
-      </w:pPr>
-    </w:p>
-    <w:p>
-      <w:pPr>
-        <w:rPr>
-          <w:rFonts w:hint="default" w:ascii="Times New Roman" w:hAnsi="Times New Roman"/>
-          <w:sz w:val="28"/>
-          <w:szCs w:val="28"/>
-        </w:rPr>
-      </w:pPr>
       <w:r>
-        <w:rPr>
-          <w:rFonts w:hint="default" w:ascii="Times New Roman" w:hAnsi="Times New Roman"/>
-          <w:sz w:val="28"/>
-          <w:szCs w:val="28"/>
-        </w:rPr>
-        <w:t>Sau Hiệp định Giơ-ne-vơ năm 1954, đất nước tạm thời bị chia cắt thành hai miền. Chủ tịch Hồ Chí Minh cùng Trung ương Đảng lãnh đạo thực hiện hai nhiệm vụ chiến lược: xây dựng miền Bắc trở thành hậu phương vững mạnh tiến lên chủ nghĩa xã hội, đồng thời tiếp tục đấu tranh giải phóng miền Nam và thống nhất đất nước.</w:t>
+        <w:t>2.5. Giai đoạn 1954 – 1969: Xây dựng miền Bắc, đấu tranh thống nhất đất nước</w:t>
       </w:r>
     </w:p>
     <w:p>
-      <w:pPr>
-        <w:rPr>
-          <w:rFonts w:hint="default" w:ascii="Times New Roman" w:hAnsi="Times New Roman"/>
-          <w:sz w:val="28"/>
-          <w:szCs w:val="28"/>
-        </w:rPr>
-      </w:pPr>
-    </w:p>
-    <w:p>
-      <w:pPr>
-        <w:rPr>
-          <w:rFonts w:hint="default" w:ascii="Times New Roman" w:hAnsi="Times New Roman"/>
-          <w:sz w:val="28"/>
-          <w:szCs w:val="28"/>
-        </w:rPr>
-      </w:pPr>
       <w:r>
-        <w:rPr>
-          <w:rFonts w:hint="default" w:ascii="Times New Roman" w:hAnsi="Times New Roman"/>
-          <w:sz w:val="28"/>
-          <w:szCs w:val="28"/>
-        </w:rPr>
-        <w:t>Trong những năm kháng chiến chống Mỹ, dù tuổi cao và sức khỏe giảm sút, Người vẫn luôn quan tâm, động viên đồng bào và chiến sĩ cả nước, khẳng định quyết tâm thống nhất dân tộc qua lời nói bất hủ: "Nước Việt Nam là một, dân tộc Việt Nam là một...". Ngày 2/9/1969, Chủ tịch Hồ Chí Minh qua đời, để lại niềm tiếc thương vô hạn cùng Bản Di chúc</w:t>
-      </w:r>
-      <w:r>
-        <w:rPr>
-          <w:rFonts w:hint="default" w:ascii="Times New Roman" w:hAnsi="Times New Roman"/>
-          <w:sz w:val="28"/>
-          <w:szCs w:val="28"/>
-          <w:lang w:val="vi-VN"/>
-        </w:rPr>
-        <w:t xml:space="preserve"> </w:t>
-      </w:r>
-      <w:r>
-        <w:rPr>
-          <w:rFonts w:hint="default" w:ascii="Times New Roman" w:hAnsi="Times New Roman"/>
-          <w:sz w:val="28"/>
-          <w:szCs w:val="28"/>
-        </w:rPr>
-        <w:t>thiêng liêng – di sản tinh thần quý báu, thể hiện trọn vẹn tình yêu nước, thương dân và khát vọng về một nước Việt Nam hòa bình, thống nhất, độc lập và phát triển.</w:t>
+        <w:t>Sau Hiệp định Giơ-ne-vơ năm 1954, đất nước tạm thời bị chia cắt làm hai miền. Chủ tịch Hồ Chí Minh cùng Trung ương Đảng lãnh đạo thực hiện hai nhiệm vụ chiến lược song song: Khôi phục và xây dựng miền Bắc tiến lên chủ nghĩa xã hội để làm hậu phương vững chắc; đồng thời đẩy mạnh cách mạng dân tộc dân chủ nhân dân ở miền Nam nhằm đánh đuổi đế quốc Mỹ xâm lược, thống nhất đất nước.</w:t>
       </w:r>
     </w:p>
     <w:p>
-      <w:pPr>
-        <w:rPr>
-          <w:rFonts w:hint="default" w:ascii="Times New Roman" w:hAnsi="Times New Roman" w:cs="Times New Roman"/>
-          <w:sz w:val="28"/>
-          <w:szCs w:val="28"/>
-        </w:rPr>
-      </w:pPr>
+      <w:r>
+        <w:t>Năm 1960, tại Đại hội Đảng toàn quốc lần thứ III, Người tiếp tục được bầu làm Chủ tịch Ban Chấp hành Trung ương Đảng.</w:t>
+      </w:r>
+    </w:p>
+    <w:p>
+      <w:r>
+        <w:t>Trong những năm tháng kháng chiến chống Mỹ ác liệt, tuy tuổi cao và sức khỏe có phần giảm sút, Người vẫn dành trọn tâm trí cho đồng bào, chiến sĩ miền Nam ruột thịt. Người khẳng định ý chí sắt đá qua câu nói lịch sử: "Nước Việt Nam là một, dân tộc Việt Nam là một. Sông có thể cạn, núi có thể mòn, song chân lý đó không bao giờ thay đổi."</w:t>
+      </w:r>
+    </w:p>
+    <w:p>
+      <w:r>
+        <w:t>Ngày 2/9/1969, vào lúc 9 giờ 47 phút, giữa lúc cuộc kháng chiến chống Mỹ đang ở giai đoạn quyết liệt, trái tim của Chủ tịch Hồ Chí Minh ngừng đập. Người ra đi để lại niềm tiếc thương vô hạn cho toàn thể dân tộc và bạn bè quốc tế, cùng bản Di chúc lịch sử chứa chan tình yêu thương dành cho nhân dân.</w:t>
+      </w:r>
     </w:p>
     <w:sectPr>
       <w:pgSz w:w="11906" w:h="16838"/>
@@ -117,7 +80,148 @@
 </w:document>
 </file>
 
-<file path=word/styles.xml><?xml version="1.0" encoding="utf-8"?>
+<file path=word\fontTable.xml><?xml version="1.0" encoding="utf-8"?>
+<w:fonts xmlns:mc="http://schemas.openxmlformats.org/markup-compatibility/2006" xmlns:r="http://schemas.openxmlformats.org/officeDocument/2006/relationships" xmlns:w="http://schemas.openxmlformats.org/wordprocessingml/2006/main" xmlns:w14="http://schemas.microsoft.com/office/word/2010/wordml" mc:Ignorable="w14">
+  <w:font w:name="Times New Roman">
+    <w:panose1 w:val="02020603050405020304"/>
+    <w:charset w:val="00"/>
+    <w:family w:val="roman"/>
+    <w:pitch w:val="variable"/>
+    <w:sig w:usb0="20007A87" w:usb1="80000000" w:usb2="00000008" w:usb3="00000000" w:csb0="000001FF" w:csb1="00000000"/>
+  </w:font>
+  <w:font w:name="宋体">
+    <w:altName w:val="SimSun"/>
+    <w:panose1 w:val="02010600030101010101"/>
+    <w:charset w:val="86"/>
+    <w:family w:val="auto"/>
+    <w:pitch w:val="variable"/>
+    <w:sig w:usb0="00000003" w:usb1="080E0000" w:usb2="00000010" w:usb3="00000000" w:csb0="00040001" w:csb1="00000000"/>
+  </w:font>
+  <w:font w:name="SimSun">
+    <w:panose1 w:val="02010600030101010101"/>
+    <w:charset w:val="86"/>
+    <w:family w:val="auto"/>
+    <w:pitch w:val="default"/>
+    <w:sig w:usb0="00000203" w:usb1="288F0000" w:usb2="00000006" w:usb3="00000000" w:csb0="00040001" w:csb1="00000000"/>
+  </w:font>
+  <w:font w:name="Arial">
+    <w:panose1 w:val="020B0604020202020204"/>
+    <w:charset w:val="00"/>
+    <w:family w:val="swiss"/>
+    <w:pitch w:val="default"/>
+    <w:sig w:usb0="E0002EFF" w:usb1="C000785B" w:usb2="00000009" w:usb3="00000000" w:csb0="400001FF" w:csb1="FFFF0000"/>
+  </w:font>
+  <w:font w:name="黑体">
+    <w:altName w:val="SimSun"/>
+    <w:panose1 w:val="02010600030101010101"/>
+    <w:charset w:val="86"/>
+    <w:family w:val="auto"/>
+    <w:pitch w:val="default"/>
+    <w:sig w:usb0="00000001" w:usb1="080E0000" w:usb2="00000010" w:usb3="00000000" w:csb0="00040000" w:csb1="00000000"/>
+  </w:font>
+  <w:font w:name="Courier New">
+    <w:panose1 w:val="02070309020205020404"/>
+    <w:charset w:val="00"/>
+    <w:family w:val="modern"/>
+    <w:pitch w:val="default"/>
+    <w:sig w:usb0="E0002EFF" w:usb1="C0007843" w:usb2="00000009" w:usb3="00000000" w:csb0="400001FF" w:csb1="FFFF0000"/>
+  </w:font>
+  <w:font w:name="Wingdings">
+    <w:panose1 w:val="05000000000000000000"/>
+    <w:charset w:val="02"/>
+    <w:family w:val="auto"/>
+    <w:pitch w:val="default"/>
+    <w:sig w:usb0="00000000" w:usb1="00000000" w:usb2="00000000" w:usb3="00000000" w:csb0="80000000" w:csb1="00000000"/>
+  </w:font>
+  <w:font w:name="Calibri">
+    <w:panose1 w:val="020F0502020204030204"/>
+    <w:charset w:val="00"/>
+    <w:family w:val="swiss"/>
+    <w:pitch w:val="default"/>
+    <w:sig w:usb0="E4002EFF" w:usb1="C200247B" w:usb2="00000009" w:usb3="00000000" w:csb0="200001FF" w:csb1="00000000"/>
+  </w:font>
+  <w:font w:name="等线">
+    <w:altName w:val="Microsoft YaHei"/>
+    <w:panose1 w:val="00000000000000000000"/>
+    <w:charset w:val="86"/>
+    <w:family w:val="auto"/>
+    <w:pitch w:val="default"/>
+    <w:sig w:usb0="00000000" w:usb1="00000000" w:usb2="00000000" w:usb3="00000000" w:csb0="00000000" w:csb1="00000000"/>
+  </w:font>
+  <w:font w:name="等线">
+    <w:altName w:val="Microsoft YaHei"/>
+    <w:panose1 w:val="00000000000000000000"/>
+    <w:charset w:val="86"/>
+    <w:family w:val="auto"/>
+    <w:pitch w:val="default"/>
+    <w:sig w:usb0="00000000" w:usb1="00000000" w:usb2="00000000" w:usb3="00000000" w:csb0="00000000" w:csb1="00000000"/>
+  </w:font>
+  <w:font w:name="等线">
+    <w:altName w:val="Microsoft YaHei"/>
+    <w:panose1 w:val="00000000000000000000"/>
+    <w:charset w:val="00"/>
+    <w:family w:val="auto"/>
+    <w:pitch w:val="default"/>
+    <w:sig w:usb0="00000000" w:usb1="00000000" w:usb2="00000000" w:usb3="00000000" w:csb0="00000000" w:csb1="00000000"/>
+  </w:font>
+  <w:font w:name="Microsoft YaHei">
+    <w:panose1 w:val="020B0503020204020204"/>
+    <w:charset w:val="86"/>
+    <w:family w:val="auto"/>
+    <w:pitch w:val="default"/>
+    <w:sig w:usb0="80000287" w:usb1="2ACF3C50" w:usb2="00000016" w:usb3="00000000" w:csb0="0004001F" w:csb1="00000000"/>
+  </w:font>
+</w:fonts>
+</file>
+
+<file path=word\settings.xml><?xml version="1.0" encoding="utf-8"?>
+<w:settings xmlns:mc="http://schemas.openxmlformats.org/markup-compatibility/2006" xmlns:o="urn:schemas-microsoft-com:office:office" xmlns:r="http://schemas.openxmlformats.org/officeDocument/2006/relationships" xmlns:m="http://schemas.openxmlformats.org/officeDocument/2006/math" xmlns:v="urn:schemas-microsoft-com:vml" xmlns:w10="urn:schemas-microsoft-com:office:word" xmlns:w="http://schemas.openxmlformats.org/wordprocessingml/2006/main" xmlns:w14="http://schemas.microsoft.com/office/word/2010/wordml" xmlns:sl="http://schemas.openxmlformats.org/schemaLibrary/2006/main" xmlns:wpsCustomData="http://www.wps.cn/officeDocument/2013/wpsCustomData" mc:Ignorable="w14">
+  <w:zoom w:percent="70"/>
+  <w:doNotDisplayPageBoundaries w:val="1"/>
+  <w:embedSystemFonts/>
+  <w:bordersDoNotSurroundHeader w:val="1"/>
+  <w:bordersDoNotSurroundFooter w:val="1"/>
+  <w:documentProtection w:enforcement="0"/>
+  <w:defaultTabStop w:val="720"/>
+  <w:drawingGridVerticalSpacing w:val="156"/>
+  <w:displayHorizontalDrawingGridEvery w:val="0"/>
+  <w:displayVerticalDrawingGridEvery w:val="2"/>
+  <w:characterSpacingControl w:val="doNotCompress"/>
+  <w:compat>
+    <w:spaceForUL/>
+    <w:doNotLeaveBackslashAlone/>
+    <w:ulTrailSpace/>
+    <w:doNotExpandShiftReturn/>
+    <w:adjustLineHeightInTable/>
+    <w:compatSetting w:name="compatibilityMode" w:uri="http://schemas.microsoft.com/office/word" w:val="14"/>
+    <w:compatSetting w:name="overrideTableStyleFontSizeAndJustification" w:uri="http://schemas.microsoft.com/office/word" w:val="1"/>
+    <w:compatSetting w:name="enableOpenTypeFeatures" w:uri="http://schemas.microsoft.com/office/word" w:val="1"/>
+    <w:compatSetting w:name="doNotFlipMirrorIndents" w:uri="http://schemas.microsoft.com/office/word" w:val="1"/>
+  </w:compat>
+  <w:rsids>
+    <w:rsidRoot w:val="24B9381A"/>
+    <w:rsid w:val="24B9381A"/>
+  </w:rsids>
+  <m:mathPr>
+    <m:mathFont m:val="Cambria Math"/>
+    <m:brkBin m:val="before"/>
+    <m:brkBinSub m:val="--"/>
+    <m:smallFrac m:val="0"/>
+    <m:dispDef/>
+    <m:lMargin m:val="0"/>
+    <m:rMargin m:val="0"/>
+    <m:defJc m:val="centerGroup"/>
+    <m:wrapIndent m:val="1440"/>
+    <m:intLim m:val="subSup"/>
+    <m:naryLim m:val="undOvr"/>
+  </m:mathPr>
+  <w:themeFontLang w:val="en-US" w:eastAsia="zh-CN"/>
+  <w:clrSchemeMapping w:bg1="light1" w:t1="dark1" w:bg2="light2" w:t2="dark2" w:accent1="accent1" w:accent2="accent2" w:accent3="accent3" w:accent4="accent4" w:accent5="accent5" w:accent6="accent6" w:hyperlink="hyperlink" w:followedHyperlink="followedHyperlink"/>
+  <w:doNotIncludeSubdocsInStats/>
+</w:settings>
+</file>
+
+<file path=word\styles.xml><?xml version="1.0" encoding="utf-8"?>
 <w:styles xmlns:mc="http://schemas.openxmlformats.org/markup-compatibility/2006" xmlns:o="urn:schemas-microsoft-com:office:office" xmlns:r="http://schemas.openxmlformats.org/officeDocument/2006/relationships" xmlns:m="http://schemas.openxmlformats.org/officeDocument/2006/math" xmlns:v="urn:schemas-microsoft-com:vml" xmlns:w="http://schemas.openxmlformats.org/wordprocessingml/2006/main" xmlns:w14="http://schemas.microsoft.com/office/word/2010/wordml" xmlns:w10="urn:schemas-microsoft-com:office:word" xmlns:sl="http://schemas.openxmlformats.org/schemaLibrary/2006/main" xmlns:wpsCustomData="http://www.wps.cn/officeDocument/2013/wpsCustomData" mc:Ignorable="w14">
   <w:docDefaults>
     <w:rPrDefault>
@@ -407,7 +511,7 @@
 </w:styles>
 </file>
 
-<file path=word/theme/theme1.xml><?xml version="1.0" encoding="utf-8"?>
+<file path=word\theme\theme1.xml><?xml version="1.0" encoding="utf-8"?>
 <a:theme xmlns:a="http://schemas.openxmlformats.org/drawingml/2006/main" name="Office 主题">
   <a:themeElements>
     <a:clrScheme name="Office">
